--- a/rda_dmp_common_standard_doc_generator/Conversion/documentation/conversion.docx
+++ b/rda_dmp_common_standard_doc_generator/Conversion/documentation/conversion.docx
@@ -22,11 +22,49 @@
           <w:rPr>
             <w:rStyle w:val="Hyperlink"/>
           </w:rPr>
-          <w:t>GC-RDA maDMP Excel Workbook</w:t>
+          <w:t xml:space="preserve">GC-RDA </w:t>
+        </w:r>
+        <w:proofErr w:type="spellStart"/>
+        <w:r>
+          <w:rPr>
+            <w:rStyle w:val="Hyperlink"/>
+          </w:rPr>
+          <w:t>maDMP</w:t>
+        </w:r>
+        <w:proofErr w:type="spellEnd"/>
+        <w:r>
+          <w:rPr>
+            <w:rStyle w:val="Hyperlink"/>
+          </w:rPr>
+          <w:t xml:space="preserve"> Excel Workbook</w:t>
         </w:r>
       </w:hyperlink>
       <w:r>
-        <w:t xml:space="preserve"> contains information such as fieldnames, property ids, descriptions, example values, user-friendly questions, data types, allowed values, cardinalities, requirements, and dependencies. The information is specifically present in the worksheet, GC maDMP Master sheet; which is commonly referred to as the “orange tab.” The information serves as an input to creating the GC-RDA maDMP Application Profile. </w:t>
+        <w:t xml:space="preserve"> contains information such as fieldnames, property ids, descriptions, example values, user-friendly questions, data types, allowed values, cardinalities, requirements, and dependencies. The information is specifically present in the worksheet, GC </w:t>
+      </w:r>
+      <w:proofErr w:type="spellStart"/>
+      <w:r>
+        <w:t>maDMP</w:t>
+      </w:r>
+      <w:proofErr w:type="spellEnd"/>
+      <w:r>
+        <w:t xml:space="preserve"> Master </w:t>
+      </w:r>
+      <w:proofErr w:type="gramStart"/>
+      <w:r>
+        <w:t>sheet;</w:t>
+      </w:r>
+      <w:proofErr w:type="gramEnd"/>
+      <w:r>
+        <w:t xml:space="preserve"> which is commonly referred to as the “orange tab.” The information serves as an input to creating the GC-RDA </w:t>
+      </w:r>
+      <w:proofErr w:type="spellStart"/>
+      <w:r>
+        <w:t>maDMP</w:t>
+      </w:r>
+      <w:proofErr w:type="spellEnd"/>
+      <w:r>
+        <w:t xml:space="preserve"> Application Profile. </w:t>
       </w:r>
     </w:p>
     <w:p>
@@ -52,7 +90,23 @@
           <w:b/>
           <w:bCs/>
         </w:rPr>
-        <w:t>GC-RDA maDMP Excel Workbook</w:t>
+        <w:t xml:space="preserve">GC-RDA </w:t>
+      </w:r>
+      <w:proofErr w:type="spellStart"/>
+      <w:r>
+        <w:rPr>
+          <w:b/>
+          <w:bCs/>
+        </w:rPr>
+        <w:t>maDMP</w:t>
+      </w:r>
+      <w:proofErr w:type="spellEnd"/>
+      <w:r>
+        <w:rPr>
+          <w:b/>
+          <w:bCs/>
+        </w:rPr>
+        <w:t xml:space="preserve"> Excel Workbook</w:t>
       </w:r>
       <w:r>
         <w:rPr>
@@ -71,7 +125,25 @@
             <w:b/>
             <w:bCs/>
           </w:rPr>
-          <w:t>GC-RDA maDMP Application Profile</w:t>
+          <w:t xml:space="preserve">GC-RDA </w:t>
+        </w:r>
+        <w:proofErr w:type="spellStart"/>
+        <w:r>
+          <w:rPr>
+            <w:rStyle w:val="Hyperlink"/>
+            <w:b/>
+            <w:bCs/>
+          </w:rPr>
+          <w:t>maDMP</w:t>
+        </w:r>
+        <w:proofErr w:type="spellEnd"/>
+        <w:r>
+          <w:rPr>
+            <w:rStyle w:val="Hyperlink"/>
+            <w:b/>
+            <w:bCs/>
+          </w:rPr>
+          <w:t xml:space="preserve"> Application Profile</w:t>
         </w:r>
       </w:hyperlink>
       <w:r>
@@ -89,14 +161,38 @@
         </w:r>
       </w:hyperlink>
       <w:r>
-        <w:t xml:space="preserve">. The following below documents the process on converting the </w:t>
-      </w:r>
-      <w:r>
-        <w:rPr>
-          <w:b/>
-          <w:bCs/>
-        </w:rPr>
-        <w:t>GC-RDA maDMP Excel Workbook</w:t>
+        <w:t xml:space="preserve">. The following below documents the process </w:t>
+      </w:r>
+      <w:proofErr w:type="spellStart"/>
+      <w:r>
+        <w:t>on</w:t>
+      </w:r>
+      <w:proofErr w:type="spellEnd"/>
+      <w:r>
+        <w:t xml:space="preserve"> converting the </w:t>
+      </w:r>
+      <w:r>
+        <w:rPr>
+          <w:b/>
+          <w:bCs/>
+        </w:rPr>
+        <w:t xml:space="preserve">GC-RDA </w:t>
+      </w:r>
+      <w:proofErr w:type="spellStart"/>
+      <w:r>
+        <w:rPr>
+          <w:b/>
+          <w:bCs/>
+        </w:rPr>
+        <w:t>maDMP</w:t>
+      </w:r>
+      <w:proofErr w:type="spellEnd"/>
+      <w:r>
+        <w:rPr>
+          <w:b/>
+          <w:bCs/>
+        </w:rPr>
+        <w:t xml:space="preserve"> Excel Workbook</w:t>
       </w:r>
       <w:r>
         <w:rPr>
@@ -113,7 +209,23 @@
           <w:b/>
           <w:bCs/>
         </w:rPr>
-        <w:t>GC-RDA maDMP Application Profile</w:t>
+        <w:t xml:space="preserve">GC-RDA </w:t>
+      </w:r>
+      <w:proofErr w:type="spellStart"/>
+      <w:r>
+        <w:rPr>
+          <w:b/>
+          <w:bCs/>
+        </w:rPr>
+        <w:t>maDMP</w:t>
+      </w:r>
+      <w:proofErr w:type="spellEnd"/>
+      <w:r>
+        <w:rPr>
+          <w:b/>
+          <w:bCs/>
+        </w:rPr>
+        <w:t xml:space="preserve"> Application Profile</w:t>
       </w:r>
       <w:r>
         <w:t xml:space="preserve">. </w:t>
@@ -133,7 +245,23 @@
           <w:b/>
           <w:bCs/>
         </w:rPr>
-        <w:t>GC-RDA maDMP Application Profile</w:t>
+        <w:t xml:space="preserve">GC-RDA </w:t>
+      </w:r>
+      <w:proofErr w:type="spellStart"/>
+      <w:r>
+        <w:rPr>
+          <w:b/>
+          <w:bCs/>
+        </w:rPr>
+        <w:t>maDMP</w:t>
+      </w:r>
+      <w:proofErr w:type="spellEnd"/>
+      <w:r>
+        <w:rPr>
+          <w:b/>
+          <w:bCs/>
+        </w:rPr>
+        <w:t xml:space="preserve"> Application Profile</w:t>
       </w:r>
       <w:r>
         <w:rPr>
@@ -184,17 +312,39 @@
           </w:rPr>
           <w:t xml:space="preserve">root directory of the </w:t>
         </w:r>
+        <w:proofErr w:type="spellStart"/>
         <w:r>
           <w:rPr>
             <w:rStyle w:val="Hyperlink"/>
           </w:rPr>
-          <w:t>maDMP-Standard Git</w:t>
+          <w:t>maDMP</w:t>
+        </w:r>
+        <w:proofErr w:type="spellEnd"/>
+        <w:r>
+          <w:rPr>
+            <w:rStyle w:val="Hyperlink"/>
+          </w:rPr>
+          <w:t xml:space="preserve">-Standard </w:t>
+        </w:r>
+        <w:proofErr w:type="spellStart"/>
+        <w:r>
+          <w:rPr>
+            <w:rStyle w:val="Hyperlink"/>
+          </w:rPr>
+          <w:t>Git</w:t>
         </w:r>
         <w:r>
           <w:rPr>
             <w:rStyle w:val="Hyperlink"/>
           </w:rPr>
-          <w:t>hub repository</w:t>
+          <w:t>hub</w:t>
+        </w:r>
+        <w:proofErr w:type="spellEnd"/>
+        <w:r>
+          <w:rPr>
+            <w:rStyle w:val="Hyperlink"/>
+          </w:rPr>
+          <w:t xml:space="preserve"> repository</w:t>
         </w:r>
       </w:hyperlink>
       <w:r>
@@ -221,7 +371,15 @@
         <w:pStyle w:val="Heading2"/>
       </w:pPr>
       <w:r>
-        <w:t>GC-RDA maDMP Application Profile</w:t>
+        <w:t xml:space="preserve">GC-RDA </w:t>
+      </w:r>
+      <w:proofErr w:type="spellStart"/>
+      <w:r>
+        <w:t>maDMP</w:t>
+      </w:r>
+      <w:proofErr w:type="spellEnd"/>
+      <w:r>
+        <w:t xml:space="preserve"> Application Profile</w:t>
       </w:r>
       <w:r>
         <w:t xml:space="preserve"> Sheets</w:t>
@@ -235,7 +393,15 @@
         <w:t xml:space="preserve">The </w:t>
       </w:r>
       <w:r>
-        <w:t>GC-RDA maDMP Application Profile</w:t>
+        <w:t xml:space="preserve">GC-RDA </w:t>
+      </w:r>
+      <w:proofErr w:type="spellStart"/>
+      <w:r>
+        <w:t>maDMP</w:t>
+      </w:r>
+      <w:proofErr w:type="spellEnd"/>
+      <w:r>
+        <w:t xml:space="preserve"> Application Profile</w:t>
       </w:r>
       <w:r>
         <w:t xml:space="preserve"> contains 5 different sheets. </w:t>
@@ -249,12 +415,21 @@
         </w:numPr>
         <w:spacing w:after="0"/>
       </w:pPr>
-      <w:r>
-        <w:rPr>
-          <w:b/>
-          <w:bCs/>
-        </w:rPr>
-        <w:t>data_types:</w:t>
+      <w:proofErr w:type="spellStart"/>
+      <w:r>
+        <w:rPr>
+          <w:b/>
+          <w:bCs/>
+        </w:rPr>
+        <w:t>data_types</w:t>
+      </w:r>
+      <w:proofErr w:type="spellEnd"/>
+      <w:r>
+        <w:rPr>
+          <w:b/>
+          <w:bCs/>
+        </w:rPr>
+        <w:t>:</w:t>
       </w:r>
       <w:r>
         <w:t> This sheet defines the types of data expected in the application profile.</w:t>
@@ -340,12 +515,21 @@
         </w:numPr>
         <w:spacing w:after="0"/>
       </w:pPr>
-      <w:r>
-        <w:rPr>
-          <w:b/>
-          <w:bCs/>
-        </w:rPr>
-        <w:t>entity_descriptions:</w:t>
+      <w:proofErr w:type="spellStart"/>
+      <w:r>
+        <w:rPr>
+          <w:b/>
+          <w:bCs/>
+        </w:rPr>
+        <w:t>entity_descriptions</w:t>
+      </w:r>
+      <w:proofErr w:type="spellEnd"/>
+      <w:r>
+        <w:rPr>
+          <w:b/>
+          <w:bCs/>
+        </w:rPr>
+        <w:t>:</w:t>
       </w:r>
       <w:r>
         <w:t xml:space="preserve"> Describes entities </w:t>
@@ -427,8 +611,13 @@
       <w:r>
         <w:t xml:space="preserve">associated </w:t>
       </w:r>
-      <w:r>
-        <w:t>maDMP web page</w:t>
+      <w:proofErr w:type="spellStart"/>
+      <w:r>
+        <w:t>maDMP</w:t>
+      </w:r>
+      <w:proofErr w:type="spellEnd"/>
+      <w:r>
+        <w:t xml:space="preserve"> web page</w:t>
       </w:r>
       <w:r>
         <w:t xml:space="preserve">. </w:t>
@@ -495,11 +684,16 @@
       <w:pPr>
         <w:spacing w:after="0"/>
       </w:pPr>
+      <w:proofErr w:type="gramStart"/>
       <w:r>
         <w:t>Below</w:t>
       </w:r>
       <w:r>
-        <w:t>, are</w:t>
+        <w:t>,</w:t>
+      </w:r>
+      <w:proofErr w:type="gramEnd"/>
+      <w:r>
+        <w:t xml:space="preserve"> are</w:t>
       </w:r>
       <w:r>
         <w:t xml:space="preserve"> </w:t>
@@ -587,11 +781,19 @@
         <w:t xml:space="preserve">Download the </w:t>
       </w:r>
       <w:hyperlink r:id="rId10" w:history="1">
+        <w:proofErr w:type="spellStart"/>
         <w:r>
           <w:rPr>
             <w:rStyle w:val="Hyperlink"/>
           </w:rPr>
-          <w:t>maDMP repository</w:t>
+          <w:t>maDMP</w:t>
+        </w:r>
+        <w:proofErr w:type="spellEnd"/>
+        <w:r>
+          <w:rPr>
+            <w:rStyle w:val="Hyperlink"/>
+          </w:rPr>
+          <w:t xml:space="preserve"> repository</w:t>
         </w:r>
       </w:hyperlink>
       <w:r>
@@ -610,8 +812,13 @@
         <w:t>Conversion folder</w:t>
       </w:r>
       <w:r>
-        <w:t xml:space="preserve"> in VSCode</w:t>
-      </w:r>
+        <w:t xml:space="preserve"> in </w:t>
+      </w:r>
+      <w:proofErr w:type="spellStart"/>
+      <w:r>
+        <w:t>VSCode</w:t>
+      </w:r>
+      <w:proofErr w:type="spellEnd"/>
       <w:r>
         <w:t xml:space="preserve"> (file </w:t>
       </w:r>
@@ -636,6 +843,7 @@
       <w:r>
         <w:t xml:space="preserve">Ensure that </w:t>
       </w:r>
+      <w:proofErr w:type="spellStart"/>
       <w:r>
         <w:rPr>
           <w:b/>
@@ -657,8 +865,17 @@
         </w:rPr>
         <w:t>name</w:t>
       </w:r>
-      <w:r>
-        <w:t xml:space="preserve"> variable in the Python code is set to the correct sheet in the GC maDMP Excel Workbook</w:t>
+      <w:proofErr w:type="spellEnd"/>
+      <w:r>
+        <w:t xml:space="preserve"> variable in the Python code is set to the correct sheet in the GC </w:t>
+      </w:r>
+      <w:proofErr w:type="spellStart"/>
+      <w:r>
+        <w:t>maDMP</w:t>
+      </w:r>
+      <w:proofErr w:type="spellEnd"/>
+      <w:r>
+        <w:t xml:space="preserve"> Excel Workbook</w:t>
       </w:r>
       <w:r>
         <w:t xml:space="preserve"> (wor</w:t>
@@ -670,7 +887,15 @@
         <w:t xml:space="preserve">sheet </w:t>
       </w:r>
       <w:r>
-        <w:t>id is found in the url)</w:t>
+        <w:t xml:space="preserve">id is found in the </w:t>
+      </w:r>
+      <w:proofErr w:type="spellStart"/>
+      <w:r>
+        <w:t>url</w:t>
+      </w:r>
+      <w:proofErr w:type="spellEnd"/>
+      <w:r>
+        <w:t>)</w:t>
       </w:r>
     </w:p>
     <w:p>
@@ -703,7 +928,27 @@
         </w:numPr>
       </w:pPr>
       <w:r>
-        <w:t xml:space="preserve">Ensure that credentials.json is present in the main work folder. If credentials.json is not present, read </w:t>
+        <w:t xml:space="preserve">Ensure that </w:t>
+      </w:r>
+      <w:proofErr w:type="spellStart"/>
+      <w:proofErr w:type="gramStart"/>
+      <w:r>
+        <w:t>credentials.json</w:t>
+      </w:r>
+      <w:proofErr w:type="spellEnd"/>
+      <w:proofErr w:type="gramEnd"/>
+      <w:r>
+        <w:t xml:space="preserve"> is present in the main work folder. If </w:t>
+      </w:r>
+      <w:proofErr w:type="spellStart"/>
+      <w:proofErr w:type="gramStart"/>
+      <w:r>
+        <w:t>credentials.json</w:t>
+      </w:r>
+      <w:proofErr w:type="spellEnd"/>
+      <w:proofErr w:type="gramEnd"/>
+      <w:r>
+        <w:t xml:space="preserve"> is not present, read </w:t>
       </w:r>
       <w:r>
         <w:rPr>
@@ -714,6 +959,43 @@
       </w:r>
       <w:r>
         <w:t xml:space="preserve"> section below.</w:t>
+      </w:r>
+    </w:p>
+    <w:p>
+      <w:pPr>
+        <w:pStyle w:val="ListParagraph"/>
+        <w:rPr>
+          <w:b/>
+          <w:bCs/>
+        </w:rPr>
+      </w:pPr>
+      <w:r>
+        <w:rPr>
+          <w:b/>
+          <w:bCs/>
+        </w:rPr>
+        <w:t xml:space="preserve">* </w:t>
+      </w:r>
+      <w:r>
+        <w:rPr>
+          <w:b/>
+          <w:bCs/>
+        </w:rPr>
+        <w:t xml:space="preserve">If you're doing this for the first time, I suggest you </w:t>
+      </w:r>
+      <w:r>
+        <w:rPr>
+          <w:b/>
+          <w:bCs/>
+        </w:rPr>
+        <w:t xml:space="preserve">set up a new google service account and create </w:t>
+      </w:r>
+      <w:r>
+        <w:rPr>
+          <w:b/>
+          <w:bCs/>
+        </w:rPr>
+        <w:t>your own credential key.</w:t>
       </w:r>
     </w:p>
     <w:p>
@@ -741,12 +1023,53 @@
           <w:bCs/>
         </w:rPr>
       </w:pPr>
-      <w:r>
-        <w:rPr>
-          <w:b/>
-          <w:bCs/>
-        </w:rPr>
-        <w:t xml:space="preserve">py -m pip install pandas numpy gspread oauth2client  </w:t>
+      <w:proofErr w:type="spellStart"/>
+      <w:r>
+        <w:rPr>
+          <w:b/>
+          <w:bCs/>
+        </w:rPr>
+        <w:t>py</w:t>
+      </w:r>
+      <w:proofErr w:type="spellEnd"/>
+      <w:r>
+        <w:rPr>
+          <w:b/>
+          <w:bCs/>
+        </w:rPr>
+        <w:t xml:space="preserve"> -m pip install pandas </w:t>
+      </w:r>
+      <w:proofErr w:type="spellStart"/>
+      <w:r>
+        <w:rPr>
+          <w:b/>
+          <w:bCs/>
+        </w:rPr>
+        <w:t>numpy</w:t>
+      </w:r>
+      <w:proofErr w:type="spellEnd"/>
+      <w:r>
+        <w:rPr>
+          <w:b/>
+          <w:bCs/>
+        </w:rPr>
+        <w:t xml:space="preserve"> </w:t>
+      </w:r>
+      <w:proofErr w:type="spellStart"/>
+      <w:r>
+        <w:rPr>
+          <w:b/>
+          <w:bCs/>
+        </w:rPr>
+        <w:t>gspread</w:t>
+      </w:r>
+      <w:proofErr w:type="spellEnd"/>
+      <w:r>
+        <w:rPr>
+          <w:b/>
+          <w:bCs/>
+        </w:rPr>
+        <w:t xml:space="preserve"> oauth2client  </w:t>
       </w:r>
     </w:p>
     <w:p>
@@ -755,7 +1078,15 @@
         <w:spacing w:after="0"/>
       </w:pPr>
       <w:r>
-        <w:t>If it doesn’t work you can try</w:t>
+        <w:t xml:space="preserve">If it doesn’t </w:t>
+      </w:r>
+      <w:proofErr w:type="gramStart"/>
+      <w:r>
+        <w:t>work</w:t>
+      </w:r>
+      <w:proofErr w:type="gramEnd"/>
+      <w:r>
+        <w:t xml:space="preserve"> you can try</w:t>
       </w:r>
       <w:r>
         <w:t xml:space="preserve"> </w:t>
@@ -797,8 +1128,17 @@
           <w:b/>
           <w:bCs/>
         </w:rPr>
-        <w:t>pip install --user gspread</w:t>
-      </w:r>
+        <w:t xml:space="preserve">pip install --user </w:t>
+      </w:r>
+      <w:proofErr w:type="spellStart"/>
+      <w:r>
+        <w:rPr>
+          <w:b/>
+          <w:bCs/>
+        </w:rPr>
+        <w:t>gspread</w:t>
+      </w:r>
+      <w:proofErr w:type="spellEnd"/>
     </w:p>
     <w:p>
       <w:pPr>
@@ -839,11 +1179,16 @@
         <w:t xml:space="preserve">column header names </w:t>
       </w:r>
       <w:r>
-        <w:t>(those in the kept_column</w:t>
+        <w:t xml:space="preserve">(those in the </w:t>
+      </w:r>
+      <w:proofErr w:type="spellStart"/>
+      <w:r>
+        <w:t>kept_column</w:t>
       </w:r>
       <w:r>
         <w:t>s</w:t>
       </w:r>
+      <w:proofErr w:type="spellEnd"/>
       <w:r>
         <w:t xml:space="preserve"> variable) </w:t>
       </w:r>
@@ -886,6 +1231,7 @@
       <w:r>
         <w:t xml:space="preserve"> in the variable </w:t>
       </w:r>
+      <w:proofErr w:type="spellStart"/>
       <w:r>
         <w:rPr>
           <w:b/>
@@ -893,6 +1239,7 @@
         </w:rPr>
         <w:t>kept_columns</w:t>
       </w:r>
+      <w:proofErr w:type="spellEnd"/>
     </w:p>
     <w:p>
       <w:pPr>
@@ -990,6 +1337,7 @@
         </w:numPr>
       </w:pPr>
       <w:r>
+        <w:lastRenderedPageBreak/>
         <w:t xml:space="preserve">Go to </w:t>
       </w:r>
       <w:r>
@@ -1005,7 +1353,6 @@
         </w:numPr>
       </w:pPr>
       <w:r>
-        <w:lastRenderedPageBreak/>
         <w:t xml:space="preserve">Create a new project, click the red circled icon to find your projects. Then click NEW PROJECT. </w:t>
       </w:r>
     </w:p>
@@ -1196,7 +1543,7 @@
                 </wp:anchor>
               </w:drawing>
             </mc:Choice>
-            <mc:Fallback xmlns:a="http://schemas.openxmlformats.org/drawingml/2006/main" xmlns:pic="http://schemas.openxmlformats.org/drawingml/2006/picture" xmlns:a14="http://schemas.microsoft.com/office/drawing/2010/main" xmlns:arto="http://schemas.microsoft.com/office/word/2006/arto">
+            <mc:Fallback xmlns:arto="http://schemas.microsoft.com/office/word/2006/arto" xmlns:a14="http://schemas.microsoft.com/office/drawing/2010/main" xmlns:pic="http://schemas.openxmlformats.org/drawingml/2006/picture" xmlns:a="http://schemas.openxmlformats.org/drawingml/2006/main">
               <w:pict>
                 <v:oval id="Oval 3" style="position:absolute;margin-left:31.6pt;margin-top:-5.4pt;width:82.8pt;height:40.45pt;z-index:251660292;visibility:visible;mso-wrap-style:square;mso-wrap-distance-left:9pt;mso-wrap-distance-top:0;mso-wrap-distance-right:9pt;mso-wrap-distance-bottom:0;mso-position-horizontal:right;mso-position-horizontal-relative:margin;mso-position-vertical:absolute;mso-position-vertical-relative:text;v-text-anchor:middle" o:spid="_x0000_s1026" filled="f" strokecolor="red" strokeweight="1pt" w14:anchorId="048EEC68" o:gfxdata="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">
                   <v:stroke joinstyle="miter"/>
@@ -1592,7 +1939,17 @@
         </w:numPr>
       </w:pPr>
       <w:r>
-        <w:t xml:space="preserve">Create a key for your Service Account as a JSON and store it safely. Rename the file to credentials.json for convenience. For safety reasons, do not upload the key onto GitHub </w:t>
+        <w:t xml:space="preserve">Create a key for your Service Account as a JSON and store it safely. Rename the file to </w:t>
+      </w:r>
+      <w:proofErr w:type="spellStart"/>
+      <w:proofErr w:type="gramStart"/>
+      <w:r>
+        <w:t>credentials.json</w:t>
+      </w:r>
+      <w:proofErr w:type="spellEnd"/>
+      <w:proofErr w:type="gramEnd"/>
+      <w:r>
+        <w:t xml:space="preserve"> for convenience. For safety reasons, do not upload the key onto GitHub </w:t>
       </w:r>
     </w:p>
     <w:p>
@@ -1615,7 +1972,15 @@
         <w:t xml:space="preserve">Changes between </w:t>
       </w:r>
       <w:r>
-        <w:t>GC-RDA maDMP Application Profile</w:t>
+        <w:t xml:space="preserve">GC-RDA </w:t>
+      </w:r>
+      <w:proofErr w:type="spellStart"/>
+      <w:r>
+        <w:t>maDMP</w:t>
+      </w:r>
+      <w:proofErr w:type="spellEnd"/>
+      <w:r>
+        <w:t xml:space="preserve"> Application Profile</w:t>
       </w:r>
       <w:r>
         <w:t xml:space="preserve"> and RDA </w:t>
@@ -1626,7 +1991,23 @@
     </w:p>
     <w:p>
       <w:r>
-        <w:t>The GC-RDA maDMP Application Profile is the extension of the RDA Application Profile. Therefore, there are new fields introduced and other changes. This section details the differences between the Application Profiles. Reference to the GC-RDA maDMP Application Profile will be abbreviated to GC AP and RDA Application Profile will be abbreviated to RDA AP.</w:t>
+        <w:t xml:space="preserve">The GC-RDA </w:t>
+      </w:r>
+      <w:proofErr w:type="spellStart"/>
+      <w:r>
+        <w:t>maDMP</w:t>
+      </w:r>
+      <w:proofErr w:type="spellEnd"/>
+      <w:r>
+        <w:t xml:space="preserve"> Application Profile is the extension of the RDA Application Profile. Therefore, there are new fields introduced and other changes. This section details the differences between the Application Profiles. Reference to the GC-RDA </w:t>
+      </w:r>
+      <w:proofErr w:type="spellStart"/>
+      <w:r>
+        <w:t>maDMP</w:t>
+      </w:r>
+      <w:proofErr w:type="spellEnd"/>
+      <w:r>
+        <w:t xml:space="preserve"> Application Profile will be abbreviated to GC AP and RDA Application Profile will be abbreviated to RDA AP.</w:t>
       </w:r>
     </w:p>
     <w:p>
@@ -1662,7 +2043,55 @@
         <w:t>details</w:t>
       </w:r>
       <w:r>
-        <w:t xml:space="preserve"> specific vocabularies such as dct, ali, cerif, foaf, pid_system_type, yes_no_unknown, etc.  </w:t>
+        <w:t xml:space="preserve"> specific vocabularies such as </w:t>
+      </w:r>
+      <w:proofErr w:type="spellStart"/>
+      <w:r>
+        <w:t>dct</w:t>
+      </w:r>
+      <w:proofErr w:type="spellEnd"/>
+      <w:r>
+        <w:t xml:space="preserve">, </w:t>
+      </w:r>
+      <w:proofErr w:type="spellStart"/>
+      <w:r>
+        <w:t>ali</w:t>
+      </w:r>
+      <w:proofErr w:type="spellEnd"/>
+      <w:r>
+        <w:t xml:space="preserve">, </w:t>
+      </w:r>
+      <w:proofErr w:type="spellStart"/>
+      <w:r>
+        <w:t>cerif</w:t>
+      </w:r>
+      <w:proofErr w:type="spellEnd"/>
+      <w:r>
+        <w:t xml:space="preserve">, </w:t>
+      </w:r>
+      <w:proofErr w:type="spellStart"/>
+      <w:r>
+        <w:t>foaf</w:t>
+      </w:r>
+      <w:proofErr w:type="spellEnd"/>
+      <w:r>
+        <w:t xml:space="preserve">, </w:t>
+      </w:r>
+      <w:proofErr w:type="spellStart"/>
+      <w:r>
+        <w:t>pid_system_type</w:t>
+      </w:r>
+      <w:proofErr w:type="spellEnd"/>
+      <w:r>
+        <w:t xml:space="preserve">, </w:t>
+      </w:r>
+      <w:proofErr w:type="spellStart"/>
+      <w:r>
+        <w:t>yes_no_unknown</w:t>
+      </w:r>
+      <w:proofErr w:type="spellEnd"/>
+      <w:r>
+        <w:t xml:space="preserve">, etc.  </w:t>
       </w:r>
       <w:r>
         <w:t>Currently, t</w:t>
@@ -1670,15 +2099,19 @@
       <w:r>
         <w:t xml:space="preserve">he GC AP only has two vocabularies: </w:t>
       </w:r>
+      <w:proofErr w:type="spellStart"/>
       <w:r>
         <w:t>gc_rda_dmp_extension</w:t>
       </w:r>
+      <w:proofErr w:type="spellEnd"/>
       <w:r>
         <w:t xml:space="preserve"> and </w:t>
       </w:r>
+      <w:proofErr w:type="spellStart"/>
       <w:r>
         <w:t>rda_dmp_common</w:t>
       </w:r>
+      <w:proofErr w:type="spellEnd"/>
       <w:r>
         <w:t xml:space="preserve">. The first meaning that it is an addition to the original RDA and the latter meaning that it was </w:t>
       </w:r>
@@ -1701,8 +2134,21 @@
         </w:numPr>
       </w:pPr>
       <w:r>
-        <w:t>Properties sheet label_human and label_machine</w:t>
-      </w:r>
+        <w:t xml:space="preserve">Properties sheet </w:t>
+      </w:r>
+      <w:proofErr w:type="spellStart"/>
+      <w:r>
+        <w:t>label_human</w:t>
+      </w:r>
+      <w:proofErr w:type="spellEnd"/>
+      <w:r>
+        <w:t xml:space="preserve"> and </w:t>
+      </w:r>
+      <w:proofErr w:type="spellStart"/>
+      <w:r>
+        <w:t>label_machine</w:t>
+      </w:r>
+      <w:proofErr w:type="spellEnd"/>
     </w:p>
     <w:p>
       <w:pPr>
@@ -1713,10 +2159,66 @@
         </w:numPr>
       </w:pPr>
       <w:r>
-        <w:t>The label_human and label_machine is based off of the child of a fieldname. For example dmp/</w:t>
-      </w:r>
-      <w:r>
-        <w:t>approval/status, the label_human is Status with corresponding label_machine status</w:t>
+        <w:t xml:space="preserve">The </w:t>
+      </w:r>
+      <w:proofErr w:type="spellStart"/>
+      <w:r>
+        <w:t>label_human</w:t>
+      </w:r>
+      <w:proofErr w:type="spellEnd"/>
+      <w:r>
+        <w:t xml:space="preserve"> and </w:t>
+      </w:r>
+      <w:proofErr w:type="spellStart"/>
+      <w:r>
+        <w:t>label_machine</w:t>
+      </w:r>
+      <w:proofErr w:type="spellEnd"/>
+      <w:r>
+        <w:t xml:space="preserve"> </w:t>
+      </w:r>
+      <w:proofErr w:type="gramStart"/>
+      <w:r>
+        <w:t>is</w:t>
+      </w:r>
+      <w:proofErr w:type="gramEnd"/>
+      <w:r>
+        <w:t xml:space="preserve"> based off of the child of a fieldname. For </w:t>
+      </w:r>
+      <w:proofErr w:type="gramStart"/>
+      <w:r>
+        <w:t>example</w:t>
+      </w:r>
+      <w:proofErr w:type="gramEnd"/>
+      <w:r>
+        <w:t xml:space="preserve"> </w:t>
+      </w:r>
+      <w:proofErr w:type="spellStart"/>
+      <w:r>
+        <w:t>dmp</w:t>
+      </w:r>
+      <w:proofErr w:type="spellEnd"/>
+      <w:r>
+        <w:t>/</w:t>
+      </w:r>
+      <w:r>
+        <w:t xml:space="preserve">approval/status, the </w:t>
+      </w:r>
+      <w:proofErr w:type="spellStart"/>
+      <w:r>
+        <w:t>label_human</w:t>
+      </w:r>
+      <w:proofErr w:type="spellEnd"/>
+      <w:r>
+        <w:t xml:space="preserve"> is Status with corresponding </w:t>
+      </w:r>
+      <w:proofErr w:type="spellStart"/>
+      <w:r>
+        <w:t>label_machine</w:t>
+      </w:r>
+      <w:proofErr w:type="spellEnd"/>
+      <w:r>
+        <w:t xml:space="preserve"> status</w:t>
       </w:r>
     </w:p>
     <w:p>
@@ -1768,7 +2270,39 @@
         </w:numPr>
       </w:pPr>
       <w:r>
-        <w:t>“id” involving property contact_id_type is contact_“label” instead of contact_id_type_“label”</w:t>
+        <w:t xml:space="preserve">“id” involving property </w:t>
+      </w:r>
+      <w:proofErr w:type="spellStart"/>
+      <w:r>
+        <w:t>contact_id_type</w:t>
+      </w:r>
+      <w:proofErr w:type="spellEnd"/>
+      <w:r>
+        <w:t xml:space="preserve"> is </w:t>
+      </w:r>
+      <w:proofErr w:type="spellStart"/>
+      <w:r>
+        <w:t>contact</w:t>
+      </w:r>
+      <w:proofErr w:type="gramStart"/>
+      <w:r>
+        <w:t>_“</w:t>
+      </w:r>
+      <w:proofErr w:type="gramEnd"/>
+      <w:r>
+        <w:t>label</w:t>
+      </w:r>
+      <w:proofErr w:type="spellEnd"/>
+      <w:r>
+        <w:t xml:space="preserve">” instead of </w:t>
+      </w:r>
+      <w:proofErr w:type="spellStart"/>
+      <w:r>
+        <w:t>contact_id_type_“label</w:t>
+      </w:r>
+      <w:proofErr w:type="spellEnd"/>
+      <w:r>
+        <w:t>”</w:t>
       </w:r>
     </w:p>
     <w:p>
@@ -1780,8 +2314,69 @@
         </w:numPr>
       </w:pPr>
       <w:r>
-        <w:t>This occurs similarly for other properties with “id_type.” Examples include: contributor_id_type, dataset_id_type, dmp_id_type, funder_id_type, grant_id_type, metadata_id_type</w:t>
-      </w:r>
+        <w:t>This occurs similarly for other properties with “</w:t>
+      </w:r>
+      <w:proofErr w:type="spellStart"/>
+      <w:r>
+        <w:t>id_type</w:t>
+      </w:r>
+      <w:proofErr w:type="spellEnd"/>
+      <w:r>
+        <w:t xml:space="preserve">.” Examples </w:t>
+      </w:r>
+      <w:proofErr w:type="gramStart"/>
+      <w:r>
+        <w:t>include:</w:t>
+      </w:r>
+      <w:proofErr w:type="gramEnd"/>
+      <w:r>
+        <w:t xml:space="preserve"> </w:t>
+      </w:r>
+      <w:proofErr w:type="spellStart"/>
+      <w:r>
+        <w:t>contributor_id_type</w:t>
+      </w:r>
+      <w:proofErr w:type="spellEnd"/>
+      <w:r>
+        <w:t xml:space="preserve">, </w:t>
+      </w:r>
+      <w:proofErr w:type="spellStart"/>
+      <w:r>
+        <w:t>dataset_id_type</w:t>
+      </w:r>
+      <w:proofErr w:type="spellEnd"/>
+      <w:r>
+        <w:t xml:space="preserve">, </w:t>
+      </w:r>
+      <w:proofErr w:type="spellStart"/>
+      <w:r>
+        <w:t>dmp_id_type</w:t>
+      </w:r>
+      <w:proofErr w:type="spellEnd"/>
+      <w:r>
+        <w:t xml:space="preserve">, </w:t>
+      </w:r>
+      <w:proofErr w:type="spellStart"/>
+      <w:r>
+        <w:t>funder_id_type</w:t>
+      </w:r>
+      <w:proofErr w:type="spellEnd"/>
+      <w:r>
+        <w:t xml:space="preserve">, </w:t>
+      </w:r>
+      <w:proofErr w:type="spellStart"/>
+      <w:r>
+        <w:t>grant_id_type</w:t>
+      </w:r>
+      <w:proofErr w:type="spellEnd"/>
+      <w:r>
+        <w:t xml:space="preserve">, </w:t>
+      </w:r>
+      <w:proofErr w:type="spellStart"/>
+      <w:r>
+        <w:t>metadata_id_type</w:t>
+      </w:r>
+      <w:proofErr w:type="spellEnd"/>
     </w:p>
     <w:p>
       <w:pPr>
@@ -1803,8 +2398,29 @@
           <w:numId w:val="4"/>
         </w:numPr>
       </w:pPr>
-      <w:r>
-        <w:t>dataset_personal_data property has ids as personal_data_“label”</w:t>
+      <w:proofErr w:type="spellStart"/>
+      <w:r>
+        <w:t>dataset_personal_data</w:t>
+      </w:r>
+      <w:proofErr w:type="spellEnd"/>
+      <w:r>
+        <w:t xml:space="preserve"> property has ids as </w:t>
+      </w:r>
+      <w:proofErr w:type="spellStart"/>
+      <w:r>
+        <w:t>personal_data</w:t>
+      </w:r>
+      <w:proofErr w:type="gramStart"/>
+      <w:r>
+        <w:t>_“</w:t>
+      </w:r>
+      <w:proofErr w:type="gramEnd"/>
+      <w:r>
+        <w:t>label</w:t>
+      </w:r>
+      <w:proofErr w:type="spellEnd"/>
+      <w:r>
+        <w:t>”</w:t>
       </w:r>
     </w:p>
     <w:p>
@@ -1815,11 +2431,29 @@
           <w:numId w:val="4"/>
         </w:numPr>
       </w:pPr>
+      <w:proofErr w:type="spellStart"/>
       <w:r>
         <w:t>dataset_sensitive_data</w:t>
       </w:r>
-      <w:r>
-        <w:t xml:space="preserve"> property has ids as sensitive_data_“label”</w:t>
+      <w:proofErr w:type="spellEnd"/>
+      <w:r>
+        <w:t xml:space="preserve"> property has ids as </w:t>
+      </w:r>
+      <w:proofErr w:type="spellStart"/>
+      <w:r>
+        <w:t>sensitive_data</w:t>
+      </w:r>
+      <w:proofErr w:type="gramStart"/>
+      <w:r>
+        <w:t>_“</w:t>
+      </w:r>
+      <w:proofErr w:type="gramEnd"/>
+      <w:r>
+        <w:t>label</w:t>
+      </w:r>
+      <w:proofErr w:type="spellEnd"/>
+      <w:r>
+        <w:t>”</w:t>
       </w:r>
     </w:p>
     <w:p>
@@ -1830,17 +2464,32 @@
           <w:numId w:val="4"/>
         </w:numPr>
       </w:pPr>
+      <w:proofErr w:type="spellStart"/>
       <w:r>
         <w:t>host_certified_with</w:t>
       </w:r>
+      <w:proofErr w:type="spellEnd"/>
       <w:r>
         <w:t xml:space="preserve"> property has ids as </w:t>
       </w:r>
-      <w:r>
-        <w:t>certification_</w:t>
-      </w:r>
-      <w:r>
-        <w:t xml:space="preserve">“label”, in this situation the “with” has also been trimmed </w:t>
+      <w:proofErr w:type="spellStart"/>
+      <w:r>
+        <w:t>certification</w:t>
+      </w:r>
+      <w:proofErr w:type="gramStart"/>
+      <w:r>
+        <w:t>_</w:t>
+      </w:r>
+      <w:r>
+        <w:t>“</w:t>
+      </w:r>
+      <w:proofErr w:type="gramEnd"/>
+      <w:r>
+        <w:t>label</w:t>
+      </w:r>
+      <w:proofErr w:type="spellEnd"/>
+      <w:r>
+        <w:t xml:space="preserve">”, in this situation the “with” has also been trimmed </w:t>
       </w:r>
     </w:p>
     <w:p>
@@ -1851,17 +2500,32 @@
           <w:numId w:val="4"/>
         </w:numPr>
       </w:pPr>
+      <w:proofErr w:type="spellStart"/>
       <w:r>
         <w:t>host_pid_system</w:t>
       </w:r>
+      <w:proofErr w:type="spellEnd"/>
       <w:r>
         <w:t xml:space="preserve"> property has ids as </w:t>
       </w:r>
-      <w:r>
-        <w:t>pid_system_</w:t>
-      </w:r>
-      <w:r>
-        <w:t>“label”</w:t>
+      <w:proofErr w:type="spellStart"/>
+      <w:r>
+        <w:t>pid_system</w:t>
+      </w:r>
+      <w:proofErr w:type="gramStart"/>
+      <w:r>
+        <w:t>_</w:t>
+      </w:r>
+      <w:r>
+        <w:t>“</w:t>
+      </w:r>
+      <w:proofErr w:type="gramEnd"/>
+      <w:r>
+        <w:t>label</w:t>
+      </w:r>
+      <w:proofErr w:type="spellEnd"/>
+      <w:r>
+        <w:t>”</w:t>
       </w:r>
     </w:p>
     <w:p>
@@ -1872,17 +2536,32 @@
           <w:numId w:val="4"/>
         </w:numPr>
       </w:pPr>
+      <w:proofErr w:type="spellStart"/>
       <w:r>
         <w:t>host_supports_versioning</w:t>
       </w:r>
+      <w:proofErr w:type="spellEnd"/>
       <w:r>
         <w:t xml:space="preserve"> property has ids as </w:t>
       </w:r>
-      <w:r>
-        <w:t>supports_versioning_</w:t>
-      </w:r>
-      <w:r>
-        <w:t>“label”</w:t>
+      <w:proofErr w:type="spellStart"/>
+      <w:r>
+        <w:t>supports_versioning</w:t>
+      </w:r>
+      <w:proofErr w:type="gramStart"/>
+      <w:r>
+        <w:t>_</w:t>
+      </w:r>
+      <w:r>
+        <w:t>“</w:t>
+      </w:r>
+      <w:proofErr w:type="gramEnd"/>
+      <w:r>
+        <w:t>label</w:t>
+      </w:r>
+      <w:proofErr w:type="spellEnd"/>
+      <w:r>
+        <w:t>”</w:t>
       </w:r>
     </w:p>
     <w:p>
@@ -1905,8 +2584,21 @@
           <w:numId w:val="4"/>
         </w:numPr>
       </w:pPr>
-      <w:r>
-        <w:t>distribution_format in RDA AP is 0..n, in GC AP it is changed to 1..n</w:t>
+      <w:proofErr w:type="spellStart"/>
+      <w:r>
+        <w:t>distribution_format</w:t>
+      </w:r>
+      <w:proofErr w:type="spellEnd"/>
+      <w:r>
+        <w:t xml:space="preserve"> in RDA AP is </w:t>
+      </w:r>
+      <w:proofErr w:type="gramStart"/>
+      <w:r>
+        <w:t>0..</w:t>
+      </w:r>
+      <w:proofErr w:type="gramEnd"/>
+      <w:r>
+        <w:t>n, in GC AP it is changed to 1..n</w:t>
       </w:r>
     </w:p>
     <w:p>
@@ -1918,7 +2610,15 @@
         </w:numPr>
       </w:pPr>
       <w:r>
-        <w:t>funding in RDA AP is 0..n, in GC AP it is changed to 1..n</w:t>
+        <w:t xml:space="preserve">funding in RDA AP is </w:t>
+      </w:r>
+      <w:proofErr w:type="gramStart"/>
+      <w:r>
+        <w:t>0..</w:t>
+      </w:r>
+      <w:proofErr w:type="gramEnd"/>
+      <w:r>
+        <w:t>n, in GC AP it is changed to 1..n</w:t>
       </w:r>
     </w:p>
     <w:p>
@@ -1929,8 +2629,21 @@
           <w:numId w:val="4"/>
         </w:numPr>
       </w:pPr>
-      <w:r>
-        <w:t>funding_status in RDA AP is 0..1, in GC AP it is changed to 1</w:t>
+      <w:proofErr w:type="spellStart"/>
+      <w:r>
+        <w:t>funding_status</w:t>
+      </w:r>
+      <w:proofErr w:type="spellEnd"/>
+      <w:r>
+        <w:t xml:space="preserve"> in RDA AP is </w:t>
+      </w:r>
+      <w:proofErr w:type="gramStart"/>
+      <w:r>
+        <w:t>0..</w:t>
+      </w:r>
+      <w:proofErr w:type="gramEnd"/>
+      <w:r>
+        <w:t>1, in GC AP it is changed to 1</w:t>
       </w:r>
     </w:p>
     <w:p>
@@ -1941,11 +2654,24 @@
           <w:numId w:val="4"/>
         </w:numPr>
       </w:pPr>
-      <w:r>
-        <w:t xml:space="preserve">grant_id_id </w:t>
-      </w:r>
-      <w:r>
-        <w:t>in RDA AP is 1, in GC AP it is changed to 0..1</w:t>
+      <w:proofErr w:type="spellStart"/>
+      <w:r>
+        <w:t>grant_id_id</w:t>
+      </w:r>
+      <w:proofErr w:type="spellEnd"/>
+      <w:r>
+        <w:t xml:space="preserve"> </w:t>
+      </w:r>
+      <w:r>
+        <w:t xml:space="preserve">in RDA AP is 1, in GC AP it is changed to </w:t>
+      </w:r>
+      <w:proofErr w:type="gramStart"/>
+      <w:r>
+        <w:t>0..</w:t>
+      </w:r>
+      <w:proofErr w:type="gramEnd"/>
+      <w:r>
+        <w:t>1</w:t>
       </w:r>
     </w:p>
     <w:p>
@@ -1956,11 +2682,24 @@
           <w:numId w:val="4"/>
         </w:numPr>
       </w:pPr>
-      <w:r>
-        <w:t xml:space="preserve">grant_id_type </w:t>
-      </w:r>
-      <w:r>
-        <w:t>in RDA AP is 1, in GC AP it is changed to 0..1</w:t>
+      <w:proofErr w:type="spellStart"/>
+      <w:r>
+        <w:t>grant_id_type</w:t>
+      </w:r>
+      <w:proofErr w:type="spellEnd"/>
+      <w:r>
+        <w:t xml:space="preserve"> </w:t>
+      </w:r>
+      <w:r>
+        <w:t xml:space="preserve">in RDA AP is 1, in GC AP it is changed to </w:t>
+      </w:r>
+      <w:proofErr w:type="gramStart"/>
+      <w:r>
+        <w:t>0..</w:t>
+      </w:r>
+      <w:proofErr w:type="gramEnd"/>
+      <w:r>
+        <w:t>1</w:t>
       </w:r>
     </w:p>
     <w:p>
@@ -1975,7 +2714,15 @@
         <w:t xml:space="preserve">license </w:t>
       </w:r>
       <w:r>
-        <w:t>in RDA AP is 0..n, in GC AP it is changed to 1..n</w:t>
+        <w:t xml:space="preserve">in RDA AP is </w:t>
+      </w:r>
+      <w:proofErr w:type="gramStart"/>
+      <w:r>
+        <w:t>0..</w:t>
+      </w:r>
+      <w:proofErr w:type="gramEnd"/>
+      <w:r>
+        <w:t>n, in GC AP it is changed to 1..n</w:t>
       </w:r>
     </w:p>
     <w:p>
@@ -1990,7 +2737,15 @@
         <w:t>metadata</w:t>
       </w:r>
       <w:r>
-        <w:t xml:space="preserve"> in RDA AP is 0..n, in GC AP it is changed to 1..n</w:t>
+        <w:t xml:space="preserve"> in RDA AP is </w:t>
+      </w:r>
+      <w:proofErr w:type="gramStart"/>
+      <w:r>
+        <w:t>0..</w:t>
+      </w:r>
+      <w:proofErr w:type="gramEnd"/>
+      <w:r>
+        <w:t>n, in GC AP it is changed to 1..n</w:t>
       </w:r>
     </w:p>
     <w:p>
@@ -2001,11 +2756,21 @@
           <w:numId w:val="4"/>
         </w:numPr>
       </w:pPr>
+      <w:proofErr w:type="spellStart"/>
       <w:r>
         <w:t>security_and_privacy</w:t>
       </w:r>
-      <w:r>
-        <w:t xml:space="preserve"> in RDA AP is 0..n, in GC AP it is changed to 1..n</w:t>
+      <w:proofErr w:type="spellEnd"/>
+      <w:r>
+        <w:t xml:space="preserve"> in RDA AP is </w:t>
+      </w:r>
+      <w:proofErr w:type="gramStart"/>
+      <w:r>
+        <w:t>0..</w:t>
+      </w:r>
+      <w:proofErr w:type="gramEnd"/>
+      <w:r>
+        <w:t>n, in GC AP it is changed to 1..n</w:t>
       </w:r>
     </w:p>
     <w:p>
@@ -2050,8 +2815,33 @@
           <w:b/>
           <w:bCs/>
         </w:rPr>
-        <w:t>question, dependency_type, dependency_reason</w:t>
-      </w:r>
+        <w:t xml:space="preserve">question, </w:t>
+      </w:r>
+      <w:proofErr w:type="spellStart"/>
+      <w:r>
+        <w:rPr>
+          <w:b/>
+          <w:bCs/>
+        </w:rPr>
+        <w:t>dependency_type</w:t>
+      </w:r>
+      <w:proofErr w:type="spellEnd"/>
+      <w:r>
+        <w:rPr>
+          <w:b/>
+          <w:bCs/>
+        </w:rPr>
+        <w:t xml:space="preserve">, </w:t>
+      </w:r>
+      <w:proofErr w:type="spellStart"/>
+      <w:r>
+        <w:rPr>
+          <w:b/>
+          <w:bCs/>
+        </w:rPr>
+        <w:t>dependency_reason</w:t>
+      </w:r>
+      <w:proofErr w:type="spellEnd"/>
       <w:r>
         <w:rPr>
           <w:b/>
@@ -2082,12 +2872,22 @@
       <w:r>
         <w:t xml:space="preserve">Added user-friendly questions, </w:t>
       </w:r>
+      <w:proofErr w:type="spellStart"/>
       <w:r>
         <w:t>dependency_</w:t>
       </w:r>
       <w:r>
-        <w:t>type, dependency_reason</w:t>
-      </w:r>
+        <w:t>type</w:t>
+      </w:r>
+      <w:proofErr w:type="spellEnd"/>
+      <w:r>
+        <w:t xml:space="preserve">, </w:t>
+      </w:r>
+      <w:proofErr w:type="spellStart"/>
+      <w:r>
+        <w:t>dependency_reason</w:t>
+      </w:r>
+      <w:proofErr w:type="spellEnd"/>
     </w:p>
     <w:p>
       <w:pPr>
@@ -2135,10 +2935,26 @@
         </w:numPr>
       </w:pPr>
       <w:r>
-        <w:t>&lt;ul&gt; and &lt;li&gt; structure is changed</w:t>
-      </w:r>
-      <w:r>
-        <w:t xml:space="preserve"> from the previous to new structure below</w:t>
+        <w:t>&lt;</w:t>
+      </w:r>
+      <w:proofErr w:type="spellStart"/>
+      <w:r>
+        <w:t>ul</w:t>
+      </w:r>
+      <w:proofErr w:type="spellEnd"/>
+      <w:r>
+        <w:t>&gt; and &lt;li&gt; structure is changed</w:t>
+      </w:r>
+      <w:r>
+        <w:t xml:space="preserve"> from the </w:t>
+      </w:r>
+      <w:proofErr w:type="gramStart"/>
+      <w:r>
+        <w:t>previous to</w:t>
+      </w:r>
+      <w:proofErr w:type="gramEnd"/>
+      <w:r>
+        <w:t xml:space="preserve"> new structure below</w:t>
       </w:r>
     </w:p>
     <w:tbl>
@@ -2180,7 +2996,15 @@
           </w:tcPr>
           <w:p>
             <w:r>
-              <w:t>&lt;ul&gt;</w:t>
+              <w:t>&lt;</w:t>
+            </w:r>
+            <w:proofErr w:type="spellStart"/>
+            <w:r>
+              <w:t>ul</w:t>
+            </w:r>
+            <w:proofErr w:type="spellEnd"/>
+            <w:r>
+              <w:t>&gt;</w:t>
             </w:r>
           </w:p>
           <w:p>
@@ -2206,7 +3030,23 @@
               <w:rPr>
                 <w:lang w:val="fr-CA"/>
               </w:rPr>
-              <w:t>&lt;ul&gt;</w:t>
+              <w:t>&lt;</w:t>
+            </w:r>
+            <w:proofErr w:type="spellStart"/>
+            <w:proofErr w:type="gramStart"/>
+            <w:r>
+              <w:rPr>
+                <w:lang w:val="fr-CA"/>
+              </w:rPr>
+              <w:t>ul</w:t>
+            </w:r>
+            <w:proofErr w:type="spellEnd"/>
+            <w:proofErr w:type="gramEnd"/>
+            <w:r>
+              <w:rPr>
+                <w:lang w:val="fr-CA"/>
+              </w:rPr>
+              <w:t>&gt;</w:t>
             </w:r>
           </w:p>
           <w:p>
@@ -2219,7 +3059,35 @@
               <w:rPr>
                 <w:lang w:val="fr-CA"/>
               </w:rPr>
-              <w:t xml:space="preserve">        &lt;li&gt;Subitem 1&lt;/li&gt;</w:t>
+              <w:t xml:space="preserve">        &lt;</w:t>
+            </w:r>
+            <w:proofErr w:type="gramStart"/>
+            <w:r>
+              <w:rPr>
+                <w:lang w:val="fr-CA"/>
+              </w:rPr>
+              <w:t>li</w:t>
+            </w:r>
+            <w:proofErr w:type="gramEnd"/>
+            <w:r>
+              <w:rPr>
+                <w:lang w:val="fr-CA"/>
+              </w:rPr>
+              <w:t>&gt;</w:t>
+            </w:r>
+            <w:proofErr w:type="spellStart"/>
+            <w:r>
+              <w:rPr>
+                <w:lang w:val="fr-CA"/>
+              </w:rPr>
+              <w:t>Subitem</w:t>
+            </w:r>
+            <w:proofErr w:type="spellEnd"/>
+            <w:r>
+              <w:rPr>
+                <w:lang w:val="fr-CA"/>
+              </w:rPr>
+              <w:t xml:space="preserve"> 1&lt;/li&gt;</w:t>
             </w:r>
           </w:p>
           <w:p>
@@ -2232,7 +3100,35 @@
               <w:rPr>
                 <w:lang w:val="fr-CA"/>
               </w:rPr>
-              <w:t xml:space="preserve">        &lt;li&gt;Subitem 2&lt;/li&gt;</w:t>
+              <w:t xml:space="preserve">        &lt;</w:t>
+            </w:r>
+            <w:proofErr w:type="gramStart"/>
+            <w:r>
+              <w:rPr>
+                <w:lang w:val="fr-CA"/>
+              </w:rPr>
+              <w:t>li</w:t>
+            </w:r>
+            <w:proofErr w:type="gramEnd"/>
+            <w:r>
+              <w:rPr>
+                <w:lang w:val="fr-CA"/>
+              </w:rPr>
+              <w:t>&gt;</w:t>
+            </w:r>
+            <w:proofErr w:type="spellStart"/>
+            <w:r>
+              <w:rPr>
+                <w:lang w:val="fr-CA"/>
+              </w:rPr>
+              <w:t>Subitem</w:t>
+            </w:r>
+            <w:proofErr w:type="spellEnd"/>
+            <w:r>
+              <w:rPr>
+                <w:lang w:val="fr-CA"/>
+              </w:rPr>
+              <w:t xml:space="preserve"> 2&lt;/li&gt;</w:t>
             </w:r>
           </w:p>
           <w:p>
@@ -2243,7 +3139,15 @@
               <w:t xml:space="preserve">    </w:t>
             </w:r>
             <w:r>
-              <w:t>&lt;/ul&gt;</w:t>
+              <w:t>&lt;/</w:t>
+            </w:r>
+            <w:proofErr w:type="spellStart"/>
+            <w:r>
+              <w:t>ul</w:t>
+            </w:r>
+            <w:proofErr w:type="spellEnd"/>
+            <w:r>
+              <w:t>&gt;</w:t>
             </w:r>
           </w:p>
           <w:p>
@@ -2253,7 +3157,15 @@
           </w:p>
           <w:p>
             <w:r>
-              <w:t>&lt;/ul&gt;</w:t>
+              <w:t>&lt;/</w:t>
+            </w:r>
+            <w:proofErr w:type="spellStart"/>
+            <w:r>
+              <w:t>ul</w:t>
+            </w:r>
+            <w:proofErr w:type="spellEnd"/>
+            <w:r>
+              <w:t>&gt;</w:t>
             </w:r>
           </w:p>
         </w:tc>
@@ -2263,7 +3175,15 @@
           </w:tcPr>
           <w:p>
             <w:r>
-              <w:t>&lt;ul&gt;</w:t>
+              <w:t>&lt;</w:t>
+            </w:r>
+            <w:proofErr w:type="spellStart"/>
+            <w:r>
+              <w:t>ul</w:t>
+            </w:r>
+            <w:proofErr w:type="spellEnd"/>
+            <w:r>
+              <w:t>&gt;</w:t>
             </w:r>
           </w:p>
           <w:p>
@@ -2289,7 +3209,23 @@
               <w:rPr>
                 <w:lang w:val="fr-CA"/>
               </w:rPr>
-              <w:t>&lt;ul&gt;</w:t>
+              <w:t>&lt;</w:t>
+            </w:r>
+            <w:proofErr w:type="spellStart"/>
+            <w:proofErr w:type="gramStart"/>
+            <w:r>
+              <w:rPr>
+                <w:lang w:val="fr-CA"/>
+              </w:rPr>
+              <w:t>ul</w:t>
+            </w:r>
+            <w:proofErr w:type="spellEnd"/>
+            <w:proofErr w:type="gramEnd"/>
+            <w:r>
+              <w:rPr>
+                <w:lang w:val="fr-CA"/>
+              </w:rPr>
+              <w:t>&gt;</w:t>
             </w:r>
           </w:p>
           <w:p>
@@ -2302,7 +3238,35 @@
               <w:rPr>
                 <w:lang w:val="fr-CA"/>
               </w:rPr>
-              <w:t xml:space="preserve">            &lt;li&gt;Subitem 1&lt;/li&gt;</w:t>
+              <w:t xml:space="preserve">            &lt;</w:t>
+            </w:r>
+            <w:proofErr w:type="gramStart"/>
+            <w:r>
+              <w:rPr>
+                <w:lang w:val="fr-CA"/>
+              </w:rPr>
+              <w:t>li</w:t>
+            </w:r>
+            <w:proofErr w:type="gramEnd"/>
+            <w:r>
+              <w:rPr>
+                <w:lang w:val="fr-CA"/>
+              </w:rPr>
+              <w:t>&gt;</w:t>
+            </w:r>
+            <w:proofErr w:type="spellStart"/>
+            <w:r>
+              <w:rPr>
+                <w:lang w:val="fr-CA"/>
+              </w:rPr>
+              <w:t>Subitem</w:t>
+            </w:r>
+            <w:proofErr w:type="spellEnd"/>
+            <w:r>
+              <w:rPr>
+                <w:lang w:val="fr-CA"/>
+              </w:rPr>
+              <w:t xml:space="preserve"> 1&lt;/li&gt;</w:t>
             </w:r>
           </w:p>
           <w:p>
@@ -2315,7 +3279,35 @@
               <w:rPr>
                 <w:lang w:val="fr-CA"/>
               </w:rPr>
-              <w:t xml:space="preserve">            &lt;li&gt;Subitem 2&lt;/li&gt;</w:t>
+              <w:t xml:space="preserve">            &lt;</w:t>
+            </w:r>
+            <w:proofErr w:type="gramStart"/>
+            <w:r>
+              <w:rPr>
+                <w:lang w:val="fr-CA"/>
+              </w:rPr>
+              <w:t>li</w:t>
+            </w:r>
+            <w:proofErr w:type="gramEnd"/>
+            <w:r>
+              <w:rPr>
+                <w:lang w:val="fr-CA"/>
+              </w:rPr>
+              <w:t>&gt;</w:t>
+            </w:r>
+            <w:proofErr w:type="spellStart"/>
+            <w:r>
+              <w:rPr>
+                <w:lang w:val="fr-CA"/>
+              </w:rPr>
+              <w:t>Subitem</w:t>
+            </w:r>
+            <w:proofErr w:type="spellEnd"/>
+            <w:r>
+              <w:rPr>
+                <w:lang w:val="fr-CA"/>
+              </w:rPr>
+              <w:t xml:space="preserve"> 2&lt;/li&gt;</w:t>
             </w:r>
           </w:p>
           <w:p>
@@ -2326,7 +3318,15 @@
               <w:t xml:space="preserve">        </w:t>
             </w:r>
             <w:r>
-              <w:t>&lt;/ul&gt;</w:t>
+              <w:t>&lt;/</w:t>
+            </w:r>
+            <w:proofErr w:type="spellStart"/>
+            <w:r>
+              <w:t>ul</w:t>
+            </w:r>
+            <w:proofErr w:type="spellEnd"/>
+            <w:r>
+              <w:t>&gt;</w:t>
             </w:r>
           </w:p>
           <w:p>
@@ -2341,7 +3341,15 @@
           </w:p>
           <w:p>
             <w:r>
-              <w:t>&lt;/ul&gt;</w:t>
+              <w:t>&lt;/</w:t>
+            </w:r>
+            <w:proofErr w:type="spellStart"/>
+            <w:r>
+              <w:t>ul</w:t>
+            </w:r>
+            <w:proofErr w:type="spellEnd"/>
+            <w:r>
+              <w:t>&gt;</w:t>
             </w:r>
           </w:p>
         </w:tc>
@@ -3700,7 +4708,6 @@
   <w:style w:type="character" w:default="1" w:styleId="DefaultParagraphFont">
     <w:name w:val="Default Paragraph Font"/>
     <w:uiPriority w:val="1"/>
-    <w:semiHidden/>
     <w:unhideWhenUsed/>
   </w:style>
   <w:style w:type="table" w:default="1" w:styleId="TableNormal">
